--- a/week-10-investigation-plan/week-10-investigation-plan.docx
+++ b/week-10-investigation-plan/week-10-investigation-plan.docx
@@ -411,7 +411,7 @@
           <w:sz w:val="24"/>
           <w:szCs w:val="22"/>
         </w:rPr>
-        <w:t>Tuesday</w:t>
+        <w:t>Studio</w:t>
       </w:r>
     </w:p>
     <w:p>
@@ -494,7 +494,7 @@
           <w:sz w:val="24"/>
           <w:szCs w:val="22"/>
         </w:rPr>
-        <w:t>Thursday</w:t>
+        <w:t>Clinic</w:t>
       </w:r>
     </w:p>
     <w:p>

--- a/week-10-investigation-plan/week-10-investigation-plan.docx
+++ b/week-10-investigation-plan/week-10-investigation-plan.docx
@@ -475,12 +475,8 @@
       </w:r>
     </w:p>
     <w:p>
-      <w:r>
-        <w:br w:type="page"/>
-      </w:r>
-    </w:p>
-    <w:p>
-      <w:pPr>
+      <w:pPr>
+        <w:pageBreakBefore/>
         <w:spacing w:before="200" w:after="60" w:line="276" w:lineRule="auto"/>
         <w:jc w:val="start"/>
       </w:pPr>
